--- a/Getaran-Mekanik/Modul-Word/Modul-5-Resonansi-DMF-dan-Transmissibility.docx
+++ b/Getaran-Mekanik/Modul-Word/Modul-5-Resonansi-DMF-dan-Transmissibility.docx
@@ -10772,9 +10772,11 @@
     <w:sectPr>
       <w:headerReference w:type="default" r:id="rId15"/>
       <w:footerReference w:type="default" r:id="rId16"/>
+      <w:footerReference w:type="first" r:id="rId29"/>
       <w:pgSz w:w="11906" w:h="16838" w:code="9"/>
       <w:pgMar w:top="1701" w:right="1418" w:bottom="1418" w:left="1701" w:header="709" w:footer="709" w:gutter="0"/>
       <w:cols w:space="708"/>
+      <w:titlePg/>
       <w:docGrid w:linePitch="360"/>
     </w:sectPr>
   </w:body>
@@ -11329,6 +11331,16 @@
         </mc:Fallback>
       </mc:AlternateContent>
     </w:r>
+  </w:p>
+</w:ftr>
+</file>
+
+<file path=word/footer2.xml><?xml version="1.0" encoding="utf-8"?>
+<w:ftr xmlns:m="http://schemas.openxmlformats.org/officeDocument/2006/math" xmlns:mc="http://schemas.openxmlformats.org/markup-compatibility/2006" xmlns:mo="http://schemas.microsoft.com/office/mac/office/2008/main" xmlns:mv="urn:schemas-microsoft-com:mac:vml" xmlns:o="urn:schemas-microsoft-com:office:office" xmlns:r="http://schemas.openxmlformats.org/officeDocument/2006/relationships" xmlns:v="urn:schemas-microsoft-com:vml" xmlns:w10="urn:schemas-microsoft-com:office:word" xmlns:w14="http://schemas.microsoft.com/office/word/2010/wordml" xmlns:w="http://schemas.openxmlformats.org/wordprocessingml/2006/main" xmlns:wne="http://schemas.microsoft.com/office/word/2006/wordml" xmlns:wp14="http://schemas.microsoft.com/office/word/2010/wordprocessingDrawing" xmlns:wp="http://schemas.openxmlformats.org/drawingml/2006/wordprocessingDrawing" xmlns:wpc="http://schemas.microsoft.com/office/word/2010/wordprocessingCanvas" xmlns:wpg="http://schemas.microsoft.com/office/word/2010/wordprocessingGroup" xmlns:wpi="http://schemas.microsoft.com/office/word/2010/wordprocessingInk" xmlns:wps="http://schemas.microsoft.com/office/word/2010/wordprocessingShape" mc:Ignorable="w14 wp14">
+  <w:p>
+    <w:pPr>
+      <w:pStyle w:val="Footer"/>
+    </w:pPr>
   </w:p>
 </w:ftr>
 </file>

--- a/Getaran-Mekanik/Modul-Word/Modul-5-Resonansi-DMF-dan-Transmissibility.docx
+++ b/Getaran-Mekanik/Modul-Word/Modul-5-Resonansi-DMF-dan-Transmissibility.docx
@@ -7596,7 +7596,7 @@
           <w:i w:val="0"/>
           <w:sz w:val="22"/>
         </w:rPr>
-        <w:t>Empat cell berikut mengimplementasikan konsep kunci Pertemuan 5: analisis kurva DMF (Cell 1-2), ekstraksi half-power bandwidth dan Q-factor (Cell 3), serta desain isolator industri dengan Bode plot (Cell 4). Lingkungan: conda env getaran_mekanik dengan paket numpy, matplotlib, dan scipy; notebook resonansi_dmf_transmissibility.ipynb. Gambar 8 menunjukkan cuplikan Cell 1 yang menghitung parameter DMF beserta lokasi puncaknya.</w:t>
+        <w:t xml:space="preserve">Empat cell berikut mengimplementasikan konsep kunci Pertemuan 5: analisis kurva DMF (Cell 1-2), ekstraksi half-power bandwidth dan Q-factor (Cell 3), serta desain isolator industri dengan Bode plot (Cell 4). Lingkungan: conda env getaran_mekanik dengan paket numpy, matplotlib, dan scipy; notebook resonansi_dmf_transmissibility.ipynb. Gambar 8 menunjukkan potongan Cell 1 yang menghitung parameter DMF beserta lokasi puncaknya.</w:t>
       </w:r>
     </w:p>
     <w:p>
@@ -7653,7 +7653,7 @@
           <w:color w:val="444444"/>
           <w:sz w:val="20"/>
         </w:rPr>
-        <w:t>Gambar 8. Cuplikan Cell 1: perhitungan parameter dinamik dasar, lokasi puncak DMF (rmax, DMFmax), dan DMF pada frekuensi eksitasi tertentu menggunakan NumPy.</w:t>
+        <w:t xml:space="preserve">Gambar 8. Potongan Cell 1: perhitungan parameter dinamik dasar, lokasi puncak DMF (rmax, DMFmax), dan DMF pada frekuensi eksitasi tertentu menggunakan NumPy.</w:t>
       </w:r>
     </w:p>
     <w:p>

--- a/Getaran-Mekanik/Modul-Word/Modul-5-Resonansi-DMF-dan-Transmissibility.docx
+++ b/Getaran-Mekanik/Modul-Word/Modul-5-Resonansi-DMF-dan-Transmissibility.docx
@@ -1379,7 +1379,7 @@
                                 <w:szCs w:val="20"/>
                                 <w:lang w:val="en-US"/>
                               </w:rPr>
-                              <w:t>myclass.mercubuana.ac.id</w:t>
+                              <w:t xml:space="preserve">myclass.mercubuana.ac·id</w:t>
                             </w:r>
                           </w:p>
                         </w:txbxContent>
@@ -1426,7 +1426,7 @@
                           <w:szCs w:val="20"/>
                           <w:lang w:val="en-US"/>
                         </w:rPr>
-                        <w:t>myclass.mercubuana.ac.id</w:t>
+                        <w:t xml:space="preserve">myclass.mercubuana.ac·id</w:t>
                       </w:r>
                     </w:p>
                   </w:txbxContent>
@@ -2512,7 +2512,7 @@
                                 <w:sz w:val="20"/>
                                 <w:szCs w:val="20"/>
                               </w:rPr>
-                              <w:t>www.mercubuana.ac.id</w:t>
+                              <w:t xml:space="preserve">www.mercubuana.ac·id</w:t>
                             </w:r>
                           </w:p>
                         </w:txbxContent>
@@ -2558,7 +2558,7 @@
                           <w:sz w:val="20"/>
                           <w:szCs w:val="20"/>
                         </w:rPr>
-                        <w:t>www.mercubuana.ac.id</w:t>
+                        <w:t xml:space="preserve">www.mercubuana.ac·id</w:t>
                       </w:r>
                     </w:p>
                   </w:txbxContent>
@@ -2655,7 +2655,35 @@
           <w:i w:val="0"/>
           <w:sz w:val="22"/>
         </w:rPr>
-        <w:t>Pada Pertemuan 4, mahasiswa telah mengenal persamaan gerak getaran paksa mẍ + cẋ + kx = F0 sin(ωt) beserta rumus umum Dynamic Magnification Factor (DMF). Pertemuan kelima ini membedah lebih jauh tiga pilar analisis getaran paksa: resonansi dan bahayanya, karakteristik lengkap kurva DMF (termasuk lokasi puncak sesungguhnya), serta transmisibilitas gaya dan gerak sebagai dasar isolasi getaran. Selain itu, modul ini memperkenalkan dua alat analisis kuantitatif baru yang sangat dipakai di industri: metode half-power bandwidth beserta Q-factor untuk mengekstraksi rasio redaman ζ dari data eksperimental frekuensi respons, dan workflow formal lima langkah untuk merancang isolator getaran, dari kompresor rumah tangga hingga turbin gas berskala ratusan megawatt. Gambar 1 menunjukkan posisi Pertemuan 5 dalam keseluruhan alur mata kuliah.</w:t>
+        <w:t xml:space="preserve">Pada Pertemuan 4, mahasiswa telah mengenal persamaan gerak getaran paksa mẍ + cẋ + kx = </w:t>
+      </w:r>
+      <w:r>
+        <w:rPr>
+          <w:rFonts w:ascii="Arial" w:hAnsi="Arial" w:cs="Arial"/>
+          <w:b w:val="0"/>
+          <w:i w:val="0"/>
+          <w:sz w:val="22"/>
+        </w:rPr>
+        <w:t xml:space="preserve">F</w:t>
+      </w:r>
+      <w:r>
+        <w:rPr>
+          <w:rFonts w:ascii="Arial" w:hAnsi="Arial" w:cs="Arial"/>
+          <w:b w:val="0"/>
+          <w:i w:val="0"/>
+          <w:sz w:val="22"/>
+          <w:vertAlign w:val="subscript"/>
+        </w:rPr>
+        <w:t xml:space="preserve">0</w:t>
+      </w:r>
+      <w:r>
+        <w:rPr>
+          <w:rFonts w:ascii="Arial" w:hAnsi="Arial" w:cs="Arial"/>
+          <w:b w:val="0"/>
+          <w:i w:val="0"/>
+          <w:sz w:val="22"/>
+        </w:rPr>
+        <w:t xml:space="preserve"> sin(ωt) beserta rumus umum Dynamic Magnification Factor (DMF). Pertemuan kelima ini membedah lebih jauh tiga pilar analisis getaran paksa: resonansi dan bahayanya, karakteristik lengkap kurva DMF (termasuk lokasi puncak sesungguhnya), serta transmisibilitas gaya dan gerak sebagai dasar isolasi getaran. Selain itu, modul ini memperkenalkan dua alat analisis kuantitatif baru yang sangat dipakai di industri: metode half-power bandwidth beserta Q-factor untuk mengekstraksi rasio redaman ζ dari data eksperimental frekuensi respons, dan workflow formal lima langkah untuk merancang isolator getaran, dari kompresor rumah tangga hingga turbin gas berskala ratusan megawatt. Gambar 1 menunjukkan posisi Pertemuan 5 dalam keseluruhan alur mata kuliah.</w:t>
       </w:r>
     </w:p>
     <w:p>
@@ -2840,6 +2868,15 @@
         </w:rPr>
         <w:t>Resonansi adalah fenomena paling dramatis dalam dinamika mekanik: amplitudo getaran dapat melonjak puluhan kali lipat hanya dengan sedikit gaya eksitasi. Kondisi ini terjadi saat frekuensi eksitasi mendekati atau sama dengan frekuensi natural sistem, r = ω/ωn mendekati 1.</w:t>
       </w:r>
+      <w:r>
+        <w:rPr>
+          <w:rFonts w:ascii="Arial" w:hAnsi="Arial" w:cs="Arial"/>
+          <w:b w:val="0"/>
+          <w:i w:val="0"/>
+          <w:sz w:val="22"/>
+        </w:rPr>
+        <w:t xml:space="preserve"> Hubungan ini dirangkum dalam Persamaan (1).</w:t>
+      </w:r>
     </w:p>
     <w:p>
       <w:pPr>
@@ -2855,6 +2892,16 @@
           <w:sz w:val="22"/>
         </w:rPr>
         <w:t>Kondisi Resonansi:   ω = ωn  ⟺  r = 1  ⟹  DMF → 1/(2ζ)</w:t>
+      </w:r>
+      <w:r>
+        <w:rPr>
+          <w:rFonts w:ascii="Arial" w:hAnsi="Arial" w:cs="Arial"/>
+          <w:b/>
+          <w:i/>
+          <w:color w:val="305496"/>
+          <w:sz w:val="22"/>
+        </w:rPr>
+        <w:t xml:space="preserve">   (1)</w:t>
       </w:r>
     </w:p>
     <w:p>
@@ -3014,6 +3061,15 @@
         </w:rPr>
         <w:t>DMF sebagai fungsi rasio frekuensi r membentuk kurva frekuensi-respons yang khas. Kesalahan umum yang sering dilakukan mahasiswa adalah mengira DMF maksimum selalu terjadi tepat pada r=1. Sebenarnya, puncak DMF terjadi pada rmax yang sedikit di bawah 1, dan hanya mendekati r=1 saat redaman sangat kecil.</w:t>
       </w:r>
+      <w:r>
+        <w:rPr>
+          <w:rFonts w:ascii="Arial" w:hAnsi="Arial" w:cs="Arial"/>
+          <w:b w:val="0"/>
+          <w:i w:val="0"/>
+          <w:sz w:val="22"/>
+        </w:rPr>
+        <w:t xml:space="preserve"> Bentuk ringkasnya dituliskan pada Persamaan (2).</w:t>
+      </w:r>
     </w:p>
     <w:p>
       <w:pPr>
@@ -3029,6 +3085,16 @@
           <w:sz w:val="22"/>
         </w:rPr>
         <w:t>rmax = √(1 − 2ζ²)      DMFmax = 1 / [2ζ·√(1 − ζ²)]</w:t>
+      </w:r>
+      <w:r>
+        <w:rPr>
+          <w:rFonts w:ascii="Arial" w:hAnsi="Arial" w:cs="Arial"/>
+          <w:b/>
+          <w:i/>
+          <w:color w:val="305496"/>
+          <w:sz w:val="22"/>
+        </w:rPr>
+        <w:t xml:space="preserve">   (2)</w:t>
       </w:r>
     </w:p>
     <w:p>
@@ -3911,6 +3977,15 @@
         </w:rPr>
         <w:t>Transmisibilitas (Tᵣ) adalah rasio antara output yang diteruskan sistem dan input yang menerpa sistem. Terdapat dua jenis yang secara matematis identik meski menjelaskan fenomena fisik yang berbeda: force transmissibility (gaya eksitasi pada massa yang diteruskan ke fondasi) dan motion transmissibility (gerakan fondasi yang diteruskan ke massa).</w:t>
       </w:r>
+      <w:r>
+        <w:rPr>
+          <w:rFonts w:ascii="Arial" w:hAnsi="Arial" w:cs="Arial"/>
+          <w:b w:val="0"/>
+          <w:i w:val="0"/>
+          <w:sz w:val="22"/>
+        </w:rPr>
+        <w:t xml:space="preserve"> Persamaan (3) memadatkan aturan tersebut.</w:t>
+      </w:r>
     </w:p>
     <w:p>
       <w:pPr>
@@ -3927,6 +4002,16 @@
         </w:rPr>
         <w:t>Tᵣ = √[1 + (2ζr)²] / √[(1 − r²)² + (2ζr)²]</w:t>
       </w:r>
+      <w:r>
+        <w:rPr>
+          <w:rFonts w:ascii="Arial" w:hAnsi="Arial" w:cs="Arial"/>
+          <w:b/>
+          <w:i/>
+          <w:color w:val="305496"/>
+          <w:sz w:val="22"/>
+        </w:rPr>
+        <w:t xml:space="preserve">   (3)</w:t>
+      </w:r>
     </w:p>
     <w:p>
       <w:pPr>
@@ -3998,6 +4083,15 @@
           <w:sz w:val="22"/>
         </w:rPr>
         <w:t>Titik paling penting pada kurva transmisibilitas adalah crossover pada r=√2 (sekitar 1,414), di mana Tᵣ=1 untuk semua nilai ζ tanpa terkecuali. Ini berarti seluruh kurva Tᵣ dari berbagai nilai ζ berpotongan tepat di satu titik yang sama. Di atas r=√2, isolasi efektif tercapai (Tᵣ kurang dari 1). Di bawah r=√2, sistem justru memperbesar gaya yang diteruskan, lebih buruk daripada tanpa isolator sama sekali.</w:t>
+      </w:r>
+      <w:r>
+        <w:rPr>
+          <w:rFonts w:ascii="Arial" w:hAnsi="Arial" w:cs="Arial"/>
+          <w:b w:val="0"/>
+          <w:i w:val="0"/>
+          <w:sz w:val="22"/>
+        </w:rPr>
+        <w:t xml:space="preserve"> Gambar 4 merangkum alurnya secara visual.</w:t>
       </w:r>
     </w:p>
     <w:p>
@@ -4869,6 +4963,15 @@
         </w:rPr>
         <w:t>Bagaimana mengukur ζ dari data eksperimental frequency response, tanpa mengetahui nilai koefisien redaman c secara langsung? Metode standar industri adalah half-power bandwidth, disebut juga metode -3 dB. Dari metode ini diperoleh pula Q-factor, ukuran ketajaman resonansi yang dipakai luas di analisis vibrasi, akustik, dan elektronik.</w:t>
       </w:r>
+      <w:r>
+        <w:rPr>
+          <w:rFonts w:ascii="Arial" w:hAnsi="Arial" w:cs="Arial"/>
+          <w:b w:val="0"/>
+          <w:i w:val="0"/>
+          <w:sz w:val="22"/>
+        </w:rPr>
+        <w:t xml:space="preserve"> Rangkuman kuantitatifnya tertulis pada Persamaan (4).</w:t>
+      </w:r>
     </w:p>
     <w:p>
       <w:pPr>
@@ -4884,6 +4987,16 @@
           <w:sz w:val="22"/>
         </w:rPr>
         <w:t>Δω = ω2 − ω1     Q = ωn / Δω ≈ 1 / (2ζ)   (untuk ζ kecil, kurang dari 0,1)</w:t>
+      </w:r>
+      <w:r>
+        <w:rPr>
+          <w:rFonts w:ascii="Arial" w:hAnsi="Arial" w:cs="Arial"/>
+          <w:b/>
+          <w:i/>
+          <w:color w:val="305496"/>
+          <w:sz w:val="22"/>
+        </w:rPr>
+        <w:t xml:space="preserve">   (4)</w:t>
       </w:r>
     </w:p>
     <w:p>
@@ -5890,6 +6003,24 @@
         </w:rPr>
         <w:t>Workflow lima langkah ini bersifat iteratif dalam praktiknya, bukan proses satu arah yang linear. Hasil Langkah 4 (kiso) dan Langkah 5 (pemilihan material) seringkali perlu dievaluasi ulang terhadap Langkah 1 jika kekakuan yang dihasilkan tidak tersedia secara komersial dari katalog produsen isolator, sehingga engineer perlu menyesuaikan Tᵣ target sedikit lebih longgar, mempertimbangkan kombinasi beberapa isolator dipasang paralel untuk mencapai kekakuan total yang mendekati kebutuhan desain, atau mengevaluasi ulang asumsi ζ pada Langkah 2 berdasarkan datasheet aktual produk yang tersedia di pasaran.</w:t>
       </w:r>
+      <w:r>
+        <w:rPr>
+          <w:rFonts w:ascii="Arial" w:hAnsi="Arial" w:cs="Arial"/>
+          <w:b w:val="0"/>
+          <w:i w:val="0"/>
+          <w:sz w:val="22"/>
+        </w:rPr>
+        <w:t xml:space="preserve"> Hubungan ini dirangkum dalam Persamaan (5).</w:t>
+      </w:r>
+      <w:r>
+        <w:rPr>
+          <w:rFonts w:ascii="Arial" w:hAnsi="Arial" w:cs="Arial"/>
+          <w:b w:val="0"/>
+          <w:i w:val="0"/>
+          <w:sz w:val="22"/>
+        </w:rPr>
+        <w:t xml:space="preserve"> Skemanya diperlihatkan pada Gambar 6.</w:t>
+      </w:r>
     </w:p>
     <w:p>
       <w:pPr>
@@ -5905,6 +6036,16 @@
           <w:sz w:val="22"/>
         </w:rPr>
         <w:t>r = √(1 + 1/Tᵣ)     ωn,iso = ω/r     kiso = m·ωn,iso²</w:t>
+      </w:r>
+      <w:r>
+        <w:rPr>
+          <w:rFonts w:ascii="Arial" w:hAnsi="Arial" w:cs="Arial"/>
+          <w:b/>
+          <w:i/>
+          <w:color w:val="305496"/>
+          <w:sz w:val="22"/>
+        </w:rPr>
+        <w:t xml:space="preserve">   (5)</w:t>
       </w:r>
     </w:p>
     <w:p>
@@ -5985,7 +6126,35 @@
           <w:i w:val="0"/>
           <w:sz w:val="22"/>
         </w:rPr>
-        <w:t>Langkah 1 adalah mengumpulkan data operasi: m (massa mesin beserta base), ω (frekuensi operasi dari RPM), F0 (gaya eksitasi dari unbalance), dan Tᵣ target (umumnya 0,05 hingga 0,20, ditentukan oleh regulasi kebisingan dan sensitivitas lantai). Langkah 2 menghitung r yang diperlukan dari formula Tᵣ dengan asumsi ζ kecil (di bawah sekitar 0,1): r=√(1+1/Tᵣ). Untuk Tᵣ=0,1, diperoleh r≈3,32; untuk Tᵣ=0,05, diperoleh r≈4,58.</w:t>
+        <w:t xml:space="preserve">Langkah 1 adalah mengumpulkan data operasi: m (massa mesin beserta base), ω (frekuensi operasi dari RPM), </w:t>
+      </w:r>
+      <w:r>
+        <w:rPr>
+          <w:rFonts w:ascii="Arial" w:hAnsi="Arial" w:cs="Arial"/>
+          <w:b w:val="0"/>
+          <w:i w:val="0"/>
+          <w:sz w:val="22"/>
+        </w:rPr>
+        <w:t xml:space="preserve">F</w:t>
+      </w:r>
+      <w:r>
+        <w:rPr>
+          <w:rFonts w:ascii="Arial" w:hAnsi="Arial" w:cs="Arial"/>
+          <w:b w:val="0"/>
+          <w:i w:val="0"/>
+          <w:sz w:val="22"/>
+          <w:vertAlign w:val="subscript"/>
+        </w:rPr>
+        <w:t xml:space="preserve">0</w:t>
+      </w:r>
+      <w:r>
+        <w:rPr>
+          <w:rFonts w:ascii="Arial" w:hAnsi="Arial" w:cs="Arial"/>
+          <w:b w:val="0"/>
+          <w:i w:val="0"/>
+          <w:sz w:val="22"/>
+        </w:rPr>
+        <w:t xml:space="preserve"> (gaya eksitasi dari unbalance), dan Tᵣ target (umumnya 0,05 hingga 0,20, ditentukan oleh regulasi kebisingan dan sensitivitas lantai). Langkah 2 menghitung r yang diperlukan dari formula Tᵣ dengan asumsi ζ kecil (di bawah sekitar 0,1): r=√(1+1/Tᵣ). Untuk Tᵣ=0,1, diperoleh r≈3,32; untuk Tᵣ=0,05, diperoleh r≈4,58.</w:t>
       </w:r>
     </w:p>
     <w:p>
@@ -7136,7 +7305,35 @@
           <w:i w:val="0"/>
           <w:sz w:val="22"/>
         </w:rPr>
-        <w:t>Enam analogi berikut menghubungkan konsep resonansi, DMF, dan transmisibilitas dengan pengalaman sehari-hari mahasiswa, mempermudah intuisi sebelum masuk ke rumus formal. Seluruh analogi ini mengikuti persamaan yang sama, mẍ + cẋ + kx = F0 sin(ωt), hanya parameter m, c, k, dan ω yang berbeda konteksnya.</w:t>
+        <w:t xml:space="preserve">Enam analogi berikut menghubungkan konsep resonansi, DMF, dan transmisibilitas dengan pengalaman sehari-hari mahasiswa, mempermudah intuisi sebelum masuk ke rumus formal. Seluruh analogi ini mengikuti persamaan yang sama, mẍ + cẋ + kx = </w:t>
+      </w:r>
+      <w:r>
+        <w:rPr>
+          <w:rFonts w:ascii="Arial" w:hAnsi="Arial" w:cs="Arial"/>
+          <w:b w:val="0"/>
+          <w:i w:val="0"/>
+          <w:sz w:val="22"/>
+        </w:rPr>
+        <w:t xml:space="preserve">F</w:t>
+      </w:r>
+      <w:r>
+        <w:rPr>
+          <w:rFonts w:ascii="Arial" w:hAnsi="Arial" w:cs="Arial"/>
+          <w:b w:val="0"/>
+          <w:i w:val="0"/>
+          <w:sz w:val="22"/>
+          <w:vertAlign w:val="subscript"/>
+        </w:rPr>
+        <w:t xml:space="preserve">0</w:t>
+      </w:r>
+      <w:r>
+        <w:rPr>
+          <w:rFonts w:ascii="Arial" w:hAnsi="Arial" w:cs="Arial"/>
+          <w:b w:val="0"/>
+          <w:i w:val="0"/>
+          <w:sz w:val="22"/>
+        </w:rPr>
+        <w:t xml:space="preserve"> sin(ωt), hanya parameter m, c, k, dan ω yang berbeda konteksnya.</w:t>
       </w:r>
     </w:p>
     <w:p>
@@ -7358,7 +7555,35 @@
           <w:i w:val="0"/>
           <w:sz w:val="22"/>
         </w:rPr>
-        <w:t>Kekuatan matematika getaran paksa terletak pada universalitasnya: satu persamaan mẍ + cẋ + kx = F0 sin(ωt) mendeskripsikan ayunan, gelas kristal, suspensi mobil, headphone, gedung, dan kapal sekaligus, hanya dengan mengganti nilai m, c, k, dan ω sesuai konteks fisiknya masing-masing.</w:t>
+        <w:t xml:space="preserve">Kekuatan matematika getaran paksa terletak pada universalitasnya: satu persamaan mẍ + cẋ + kx = </w:t>
+      </w:r>
+      <w:r>
+        <w:rPr>
+          <w:rFonts w:ascii="Arial" w:hAnsi="Arial" w:cs="Arial"/>
+          <w:b w:val="0"/>
+          <w:i w:val="0"/>
+          <w:sz w:val="22"/>
+        </w:rPr>
+        <w:t xml:space="preserve">F</w:t>
+      </w:r>
+      <w:r>
+        <w:rPr>
+          <w:rFonts w:ascii="Arial" w:hAnsi="Arial" w:cs="Arial"/>
+          <w:b w:val="0"/>
+          <w:i w:val="0"/>
+          <w:sz w:val="22"/>
+          <w:vertAlign w:val="subscript"/>
+        </w:rPr>
+        <w:t xml:space="preserve">0</w:t>
+      </w:r>
+      <w:r>
+        <w:rPr>
+          <w:rFonts w:ascii="Arial" w:hAnsi="Arial" w:cs="Arial"/>
+          <w:b w:val="0"/>
+          <w:i w:val="0"/>
+          <w:sz w:val="22"/>
+        </w:rPr>
+        <w:t xml:space="preserve"> sin(ωt) mendeskripsikan ayunan, gelas kristal, suspensi mobil, headphone, gedung, dan kapal sekaligus, hanya dengan mengganti nilai m, c, k, dan ω sesuai konteks fisiknya masing-masing.</w:t>
       </w:r>
     </w:p>
     <w:p>
@@ -7785,7 +8010,35 @@
           <w:i w:val="0"/>
           <w:sz w:val="22"/>
         </w:rPr>
-        <w:t>desain isolator untuk kompresor piston 5 HP (m=120 kg, ω operasi=94,25 rad/s, F0=800 N, Tᵣ target=0,10, ζiso=0,08): cari kiso optimal memakai scipy.optimize.brentq, hitung ωn,iso, δstatis, dan gaya yang diteruskan, lalu plot Bode plot (magnitude dan phase) sistem isolator.</w:t>
+        <w:t xml:space="preserve">desain isolator untuk kompresor piston 5 HP (m=120 kg, ω operasi=94,25 rad/s, </w:t>
+      </w:r>
+      <w:r>
+        <w:rPr>
+          <w:rFonts w:ascii="Arial" w:hAnsi="Arial" w:cs="Arial"/>
+          <w:b w:val="0"/>
+          <w:i w:val="0"/>
+          <w:sz w:val="22"/>
+        </w:rPr>
+        <w:t xml:space="preserve">F</w:t>
+      </w:r>
+      <w:r>
+        <w:rPr>
+          <w:rFonts w:ascii="Arial" w:hAnsi="Arial" w:cs="Arial"/>
+          <w:b w:val="0"/>
+          <w:i w:val="0"/>
+          <w:sz w:val="22"/>
+          <w:vertAlign w:val="subscript"/>
+        </w:rPr>
+        <w:t xml:space="preserve">0</w:t>
+      </w:r>
+      <w:r>
+        <w:rPr>
+          <w:rFonts w:ascii="Arial" w:hAnsi="Arial" w:cs="Arial"/>
+          <w:b w:val="0"/>
+          <w:i w:val="0"/>
+          <w:sz w:val="22"/>
+        </w:rPr>
+        <w:t xml:space="preserve">=800 N, Tᵣ target=0,10, ζiso=0,08): cari kiso optimal memakai scipy.optimize.brentq, hitung ωn,iso, δstatis, dan gaya yang diteruskan, lalu plot Bode plot (magnitude dan phase) sistem isolator.</w:t>
       </w:r>
     </w:p>
     <w:p>
@@ -7968,7 +8221,35 @@
           <w:i w:val="0"/>
           <w:sz w:val="22"/>
         </w:rPr>
-        <w:t>Formula Dynamic Magnification Factor (DMF) yang benar untuk sistem getaran paksa harmonik mẍ + cẋ + kx = F0 sin(ωt) adalah...</w:t>
+        <w:t xml:space="preserve">Formula Dynamic Magnification Factor (DMF) yang benar untuk sistem getaran paksa harmonik mẍ + cẋ + kx = </w:t>
+      </w:r>
+      <w:r>
+        <w:rPr>
+          <w:rFonts w:ascii="Arial" w:hAnsi="Arial" w:cs="Arial"/>
+          <w:b w:val="0"/>
+          <w:i w:val="0"/>
+          <w:sz w:val="22"/>
+        </w:rPr>
+        <w:t xml:space="preserve">F</w:t>
+      </w:r>
+      <w:r>
+        <w:rPr>
+          <w:rFonts w:ascii="Arial" w:hAnsi="Arial" w:cs="Arial"/>
+          <w:b w:val="0"/>
+          <w:i w:val="0"/>
+          <w:sz w:val="22"/>
+          <w:vertAlign w:val="subscript"/>
+        </w:rPr>
+        <w:t xml:space="preserve">0</w:t>
+      </w:r>
+      <w:r>
+        <w:rPr>
+          <w:rFonts w:ascii="Arial" w:hAnsi="Arial" w:cs="Arial"/>
+          <w:b w:val="0"/>
+          <w:i w:val="0"/>
+          <w:sz w:val="22"/>
+        </w:rPr>
+        <w:t xml:space="preserve"> sin(ωt) adalah...</w:t>
       </w:r>
     </w:p>
     <w:p>
@@ -8004,7 +8285,38 @@
           <w:color w:val="333333"/>
           <w:sz w:val="21"/>
         </w:rPr>
-        <w:t>DMF = F0/k saja tanpa memperhitungkan frekuensi</w:t>
+        <w:t xml:space="preserve">DMF = </w:t>
+      </w:r>
+      <w:r>
+        <w:rPr>
+          <w:rFonts w:ascii="Arial" w:hAnsi="Arial" w:cs="Arial"/>
+          <w:b w:val="0"/>
+          <w:i w:val="0"/>
+          <w:color w:val="333333"/>
+          <w:sz w:val="21"/>
+        </w:rPr>
+        <w:t xml:space="preserve">F</w:t>
+      </w:r>
+      <w:r>
+        <w:rPr>
+          <w:rFonts w:ascii="Arial" w:hAnsi="Arial" w:cs="Arial"/>
+          <w:b w:val="0"/>
+          <w:i w:val="0"/>
+          <w:color w:val="333333"/>
+          <w:sz w:val="21"/>
+          <w:vertAlign w:val="subscript"/>
+        </w:rPr>
+        <w:t xml:space="preserve">0</w:t>
+      </w:r>
+      <w:r>
+        <w:rPr>
+          <w:rFonts w:ascii="Arial" w:hAnsi="Arial" w:cs="Arial"/>
+          <w:b w:val="0"/>
+          <w:i w:val="0"/>
+          <w:color w:val="333333"/>
+          <w:sz w:val="21"/>
+        </w:rPr>
+        <w:t xml:space="preserve">/k saja tanpa memperhitungkan frekuensi</w:t>
       </w:r>
     </w:p>
     <w:p>
@@ -8544,7 +8856,38 @@
           <w:color w:val="333333"/>
           <w:sz w:val="21"/>
         </w:rPr>
-        <w:t>Xst = F0/k, yaitu defleksi statik, karena sistem mengikuti gaya secara lambat</w:t>
+        <w:t xml:space="preserve">Xst = </w:t>
+      </w:r>
+      <w:r>
+        <w:rPr>
+          <w:rFonts w:ascii="Arial" w:hAnsi="Arial" w:cs="Arial"/>
+          <w:b w:val="0"/>
+          <w:i w:val="0"/>
+          <w:color w:val="333333"/>
+          <w:sz w:val="21"/>
+        </w:rPr>
+        <w:t xml:space="preserve">F</w:t>
+      </w:r>
+      <w:r>
+        <w:rPr>
+          <w:rFonts w:ascii="Arial" w:hAnsi="Arial" w:cs="Arial"/>
+          <w:b w:val="0"/>
+          <w:i w:val="0"/>
+          <w:color w:val="333333"/>
+          <w:sz w:val="21"/>
+          <w:vertAlign w:val="subscript"/>
+        </w:rPr>
+        <w:t xml:space="preserve">0</w:t>
+      </w:r>
+      <w:r>
+        <w:rPr>
+          <w:rFonts w:ascii="Arial" w:hAnsi="Arial" w:cs="Arial"/>
+          <w:b w:val="0"/>
+          <w:i w:val="0"/>
+          <w:color w:val="333333"/>
+          <w:sz w:val="21"/>
+        </w:rPr>
+        <w:t xml:space="preserve">/k, yaitu defleksi statik, karena sistem mengikuti gaya secara lambat</w:t>
       </w:r>
     </w:p>
     <w:p>
@@ -9012,7 +9355,38 @@
           <w:color w:val="333333"/>
           <w:sz w:val="21"/>
         </w:rPr>
-        <w:t>X mendekati Xst = F0/k</w:t>
+        <w:t xml:space="preserve">X mendekati Xst = </w:t>
+      </w:r>
+      <w:r>
+        <w:rPr>
+          <w:rFonts w:ascii="Arial" w:hAnsi="Arial" w:cs="Arial"/>
+          <w:b w:val="0"/>
+          <w:i w:val="0"/>
+          <w:color w:val="333333"/>
+          <w:sz w:val="21"/>
+        </w:rPr>
+        <w:t xml:space="preserve">F</w:t>
+      </w:r>
+      <w:r>
+        <w:rPr>
+          <w:rFonts w:ascii="Arial" w:hAnsi="Arial" w:cs="Arial"/>
+          <w:b w:val="0"/>
+          <w:i w:val="0"/>
+          <w:color w:val="333333"/>
+          <w:sz w:val="21"/>
+          <w:vertAlign w:val="subscript"/>
+        </w:rPr>
+        <w:t xml:space="preserve">0</w:t>
+      </w:r>
+      <w:r>
+        <w:rPr>
+          <w:rFonts w:ascii="Arial" w:hAnsi="Arial" w:cs="Arial"/>
+          <w:b w:val="0"/>
+          <w:i w:val="0"/>
+          <w:color w:val="333333"/>
+          <w:sz w:val="21"/>
+        </w:rPr>
+        <w:t xml:space="preserve">/k</w:t>
       </w:r>
     </w:p>
     <w:p>
@@ -9655,7 +10029,35 @@
           <w:i w:val="0"/>
           <w:sz w:val="22"/>
         </w:rPr>
-        <w:t>Parameter referensi (dipakai C1-C10, definisikan sekali di Jupyter):</w:t>
+        <w:t xml:space="preserve">Parameter referensi (dipakai </w:t>
+      </w:r>
+      <w:r>
+        <w:rPr>
+          <w:rFonts w:ascii="Arial" w:hAnsi="Arial" w:cs="Arial"/>
+          <w:b w:val="0"/>
+          <w:i w:val="0"/>
+          <w:sz w:val="22"/>
+        </w:rPr>
+        <w:t xml:space="preserve">C</w:t>
+      </w:r>
+      <w:r>
+        <w:rPr>
+          <w:rFonts w:ascii="Arial" w:hAnsi="Arial" w:cs="Arial"/>
+          <w:b w:val="0"/>
+          <w:i w:val="0"/>
+          <w:sz w:val="22"/>
+          <w:vertAlign w:val="subscript"/>
+        </w:rPr>
+        <w:t xml:space="preserve">1</w:t>
+      </w:r>
+      <w:r>
+        <w:rPr>
+          <w:rFonts w:ascii="Arial" w:hAnsi="Arial" w:cs="Arial"/>
+          <w:b w:val="0"/>
+          <w:i w:val="0"/>
+          <w:sz w:val="22"/>
+        </w:rPr>
+        <w:t xml:space="preserve">-C10, definisikan sekali di Jupyter):</w:t>
       </w:r>
     </w:p>
     <w:p>
@@ -9687,7 +10089,35 @@
           <w:i w:val="0"/>
           <w:sz w:val="17"/>
         </w:rPr>
-        <w:t>m, k, c, F0 = 5, 2000, 40, 100   # massa (kg), kekakuan (N/m), redaman (Ns/m), gaya (N)</w:t>
+        <w:t xml:space="preserve">m, k, c, </w:t>
+      </w:r>
+      <w:r>
+        <w:rPr>
+          <w:rFonts w:ascii="Consolas" w:hAnsi="Consolas" w:cs="Consolas"/>
+          <w:b w:val="0"/>
+          <w:i w:val="0"/>
+          <w:sz w:val="17"/>
+        </w:rPr>
+        <w:t xml:space="preserve">F</w:t>
+      </w:r>
+      <w:r>
+        <w:rPr>
+          <w:rFonts w:ascii="Consolas" w:hAnsi="Consolas" w:cs="Consolas"/>
+          <w:b w:val="0"/>
+          <w:i w:val="0"/>
+          <w:sz w:val="17"/>
+          <w:vertAlign w:val="subscript"/>
+        </w:rPr>
+        <w:t xml:space="preserve">0</w:t>
+      </w:r>
+      <w:r>
+        <w:rPr>
+          <w:rFonts w:ascii="Consolas" w:hAnsi="Consolas" w:cs="Consolas"/>
+          <w:b w:val="0"/>
+          <w:i w:val="0"/>
+          <w:sz w:val="17"/>
+        </w:rPr>
+        <w:t xml:space="preserve"> = 5, 2000, 40, 100   # massa (kg), kekakuan (N/m), redaman (Ns/m), gaya (N)</w:t>
       </w:r>
     </w:p>
     <w:p>
@@ -9807,7 +10237,7 @@
           <w:color w:val="333333"/>
           <w:sz w:val="21"/>
         </w:rPr>
-        <w:t>c_c = 2*np.sqrt(k*m), lalu zeta = c/c_c.</w:t>
+        <w:t xml:space="preserve">c_c = 2·np.sqrt(k*m), lalu ζ = c/c_c.</w:t>
       </w:r>
     </w:p>
     <w:p>
@@ -9867,7 +10297,7 @@
           <w:color w:val="333333"/>
           <w:sz w:val="21"/>
         </w:rPr>
-        <w:t>r = omega/omega_n, lalu DMF = 1/np.sqrt((1-r**2)**2 + (2*zeta*r)**2).</w:t>
+        <w:t xml:space="preserve">r = ω/omega_n, lalu DMF = 1/np.sqrt((1-r**2)**2 + (2*zeta*r)**2).</w:t>
       </w:r>
     </w:p>
     <w:p>
@@ -9891,7 +10321,63 @@
           <w:i w:val="0"/>
           <w:sz w:val="22"/>
         </w:rPr>
-        <w:t>Untuk ω=18 rad/s dan F0=100 N, hitung amplitudo steady-state X (m). Gunakan X=(F0/k)*DMF. Hasil dalam meter.</w:t>
+        <w:t xml:space="preserve">Untuk ω=18 rad/s dan </w:t>
+      </w:r>
+      <w:r>
+        <w:rPr>
+          <w:rFonts w:ascii="Arial" w:hAnsi="Arial" w:cs="Arial"/>
+          <w:b w:val="0"/>
+          <w:i w:val="0"/>
+          <w:sz w:val="22"/>
+        </w:rPr>
+        <w:t xml:space="preserve">F</w:t>
+      </w:r>
+      <w:r>
+        <w:rPr>
+          <w:rFonts w:ascii="Arial" w:hAnsi="Arial" w:cs="Arial"/>
+          <w:b w:val="0"/>
+          <w:i w:val="0"/>
+          <w:sz w:val="22"/>
+          <w:vertAlign w:val="subscript"/>
+        </w:rPr>
+        <w:t xml:space="preserve">0</w:t>
+      </w:r>
+      <w:r>
+        <w:rPr>
+          <w:rFonts w:ascii="Arial" w:hAnsi="Arial" w:cs="Arial"/>
+          <w:b w:val="0"/>
+          <w:i w:val="0"/>
+          <w:sz w:val="22"/>
+        </w:rPr>
+        <w:t xml:space="preserve">=100 N, hitung amplitudo steady-state X (m). Gunakan X=(</w:t>
+      </w:r>
+      <w:r>
+        <w:rPr>
+          <w:rFonts w:ascii="Arial" w:hAnsi="Arial" w:cs="Arial"/>
+          <w:b w:val="0"/>
+          <w:i w:val="0"/>
+          <w:sz w:val="22"/>
+        </w:rPr>
+        <w:t xml:space="preserve">F</w:t>
+      </w:r>
+      <w:r>
+        <w:rPr>
+          <w:rFonts w:ascii="Arial" w:hAnsi="Arial" w:cs="Arial"/>
+          <w:b w:val="0"/>
+          <w:i w:val="0"/>
+          <w:sz w:val="22"/>
+          <w:vertAlign w:val="subscript"/>
+        </w:rPr>
+        <w:t xml:space="preserve">0</w:t>
+      </w:r>
+      <w:r>
+        <w:rPr>
+          <w:rFonts w:ascii="Arial" w:hAnsi="Arial" w:cs="Arial"/>
+          <w:b w:val="0"/>
+          <w:i w:val="0"/>
+          <w:sz w:val="22"/>
+        </w:rPr>
+        <w:t xml:space="preserve">/k)·DMF. Hasil dalam meter.</w:t>
       </w:r>
     </w:p>
     <w:p>
@@ -9927,7 +10413,38 @@
           <w:color w:val="333333"/>
           <w:sz w:val="21"/>
         </w:rPr>
-        <w:t>Xst = F0/k, lalu X = Xst * DMF dari soal sebelumnya.</w:t>
+        <w:t xml:space="preserve">Xst = </w:t>
+      </w:r>
+      <w:r>
+        <w:rPr>
+          <w:rFonts w:ascii="Arial" w:hAnsi="Arial" w:cs="Arial"/>
+          <w:b w:val="0"/>
+          <w:i w:val="0"/>
+          <w:color w:val="333333"/>
+          <w:sz w:val="21"/>
+        </w:rPr>
+        <w:t xml:space="preserve">F</w:t>
+      </w:r>
+      <w:r>
+        <w:rPr>
+          <w:rFonts w:ascii="Arial" w:hAnsi="Arial" w:cs="Arial"/>
+          <w:b w:val="0"/>
+          <w:i w:val="0"/>
+          <w:color w:val="333333"/>
+          <w:sz w:val="21"/>
+          <w:vertAlign w:val="subscript"/>
+        </w:rPr>
+        <w:t xml:space="preserve">0</w:t>
+      </w:r>
+      <w:r>
+        <w:rPr>
+          <w:rFonts w:ascii="Arial" w:hAnsi="Arial" w:cs="Arial"/>
+          <w:b w:val="0"/>
+          <w:i w:val="0"/>
+          <w:color w:val="333333"/>
+          <w:sz w:val="21"/>
+        </w:rPr>
+        <w:t xml:space="preserve">/k, lalu X = Xst·DMF dari soal sebelumnya.</w:t>
       </w:r>
     </w:p>
     <w:p>
@@ -9987,7 +10504,7 @@
           <w:color w:val="333333"/>
           <w:sz w:val="21"/>
         </w:rPr>
-        <w:t>phi = np.degrees(np.arctan2(2*zeta*r, 1-r**2)).</w:t>
+        <w:t xml:space="preserve">φ = np.degrees(np.arctan2(2*zeta*r, 1-r**2)).</w:t>
       </w:r>
     </w:p>
     <w:p>
@@ -10047,7 +10564,38 @@
           <w:color w:val="333333"/>
           <w:sz w:val="21"/>
         </w:rPr>
-        <w:t>DMF_res = 1/(2*zeta).</w:t>
+        <w:t xml:space="preserve"/>
+      </w:r>
+      <w:r>
+        <w:rPr>
+          <w:rFonts w:ascii="Arial" w:hAnsi="Arial" w:cs="Arial"/>
+          <w:b w:val="0"/>
+          <w:i w:val="0"/>
+          <w:color w:val="333333"/>
+          <w:sz w:val="21"/>
+        </w:rPr>
+        <w:t xml:space="preserve">DMF</w:t>
+      </w:r>
+      <w:r>
+        <w:rPr>
+          <w:rFonts w:ascii="Arial" w:hAnsi="Arial" w:cs="Arial"/>
+          <w:b w:val="0"/>
+          <w:i w:val="0"/>
+          <w:color w:val="333333"/>
+          <w:sz w:val="21"/>
+          <w:vertAlign w:val="subscript"/>
+        </w:rPr>
+        <w:t xml:space="preserve">res</w:t>
+      </w:r>
+      <w:r>
+        <w:rPr>
+          <w:rFonts w:ascii="Arial" w:hAnsi="Arial" w:cs="Arial"/>
+          <w:b w:val="0"/>
+          <w:i w:val="0"/>
+          <w:color w:val="333333"/>
+          <w:sz w:val="21"/>
+        </w:rPr>
+        <w:t xml:space="preserve"> = 1/(2·ζ).</w:t>
       </w:r>
     </w:p>
     <w:p>
@@ -10107,7 +10655,38 @@
           <w:color w:val="333333"/>
           <w:sz w:val="21"/>
         </w:rPr>
-        <w:t>r_max = np.sqrt(1-2*zeta**2), DMF_max = 1/(2*zeta*np.sqrt(1-zeta**2)).</w:t>
+        <w:t xml:space="preserve">r_max = np.sqrt(1-2*zeta**2), </w:t>
+      </w:r>
+      <w:r>
+        <w:rPr>
+          <w:rFonts w:ascii="Arial" w:hAnsi="Arial" w:cs="Arial"/>
+          <w:b w:val="0"/>
+          <w:i w:val="0"/>
+          <w:color w:val="333333"/>
+          <w:sz w:val="21"/>
+        </w:rPr>
+        <w:t xml:space="preserve">DMF</w:t>
+      </w:r>
+      <w:r>
+        <w:rPr>
+          <w:rFonts w:ascii="Arial" w:hAnsi="Arial" w:cs="Arial"/>
+          <w:b w:val="0"/>
+          <w:i w:val="0"/>
+          <w:color w:val="333333"/>
+          <w:sz w:val="21"/>
+          <w:vertAlign w:val="subscript"/>
+        </w:rPr>
+        <w:t xml:space="preserve">max</w:t>
+      </w:r>
+      <w:r>
+        <w:rPr>
+          <w:rFonts w:ascii="Arial" w:hAnsi="Arial" w:cs="Arial"/>
+          <w:b w:val="0"/>
+          <w:i w:val="0"/>
+          <w:color w:val="333333"/>
+          <w:sz w:val="21"/>
+        </w:rPr>
+        <w:t xml:space="preserve"> = 1/(2·ζ·np.sqrt(1-zeta**2)).</w:t>
       </w:r>
     </w:p>
     <w:p>
@@ -10167,7 +10746,7 @@
           <w:color w:val="333333"/>
           <w:sz w:val="21"/>
         </w:rPr>
-        <w:t>Tr = np.sqrt(1+(2*zeta*r)**2) / np.sqrt((1-r**2)**2 + (2*zeta*r)**2), lalu bandingkan r dengan sqrt(2).</w:t>
+        <w:t xml:space="preserve">Tr = np.sqrt(1+(2*zeta*r)**2) / np.sqrt((1-r**2)**2 + (2*zeta*r)**2), lalu bandingkan r dengan √(2).</w:t>
       </w:r>
     </w:p>
     <w:p>
@@ -10227,7 +10806,7 @@
           <w:color w:val="333333"/>
           <w:sz w:val="21"/>
         </w:rPr>
-        <w:t>DMF_res_uji = 1/(2*0.1), Q = 1/(2*0.1); keduanya seharusnya identik secara numerik.</w:t>
+        <w:t xml:space="preserve">DMF_res_uji = 1/(2·0.1), Q = 1/(2·0.1); keduanya seharusnya identik secara numerik.</w:t>
       </w:r>
     </w:p>
     <w:p>
@@ -10287,7 +10866,38 @@
           <w:color w:val="333333"/>
           <w:sz w:val="21"/>
         </w:rPr>
-        <w:t>Gunakan rumus yang sama seperti C1 dan C2, tetapi dengan m, k, c dari sistem blower.</w:t>
+        <w:t xml:space="preserve">Gunakan rumus yang sama seperti C1 dan </w:t>
+      </w:r>
+      <w:r>
+        <w:rPr>
+          <w:rFonts w:ascii="Arial" w:hAnsi="Arial" w:cs="Arial"/>
+          <w:b w:val="0"/>
+          <w:i w:val="0"/>
+          <w:color w:val="333333"/>
+          <w:sz w:val="21"/>
+        </w:rPr>
+        <w:t xml:space="preserve">C</w:t>
+      </w:r>
+      <w:r>
+        <w:rPr>
+          <w:rFonts w:ascii="Arial" w:hAnsi="Arial" w:cs="Arial"/>
+          <w:b w:val="0"/>
+          <w:i w:val="0"/>
+          <w:color w:val="333333"/>
+          <w:sz w:val="21"/>
+          <w:vertAlign w:val="subscript"/>
+        </w:rPr>
+        <w:t xml:space="preserve">2</w:t>
+      </w:r>
+      <w:r>
+        <w:rPr>
+          <w:rFonts w:ascii="Arial" w:hAnsi="Arial" w:cs="Arial"/>
+          <w:b w:val="0"/>
+          <w:i w:val="0"/>
+          <w:color w:val="333333"/>
+          <w:sz w:val="21"/>
+        </w:rPr>
+        <w:t xml:space="preserve">, tetapi dengan m, k, c dari sistem blower.</w:t>
       </w:r>
     </w:p>
     <w:p>
@@ -10402,7 +11012,63 @@
           <w:i w:val="0"/>
           <w:sz w:val="22"/>
         </w:rPr>
-        <w:t>Implementasikan metode half-power bandwidth secara umum melalui fungsi extract_zeta(omega_n_true, zeta_true, omega_range) yang mengembalikan (omega_1, omega_2, Q, zeta_estimasi). Terapkan pada sistem uji ωn=20 rad/s, ζ=0,1 (dari Cell 3), sweep 2000 titik ω dari 5 sampai 40 rad/s. Verifikasi hasil mendekati ζ=0,1, cetak persentase error.</w:t>
+        <w:t xml:space="preserve">Implementasikan metode half-power bandwidth secara umum melalui fungsi extract_ζ(omega_n_true, zeta_true, </w:t>
+      </w:r>
+      <w:r>
+        <w:rPr>
+          <w:rFonts w:ascii="Arial" w:hAnsi="Arial" w:cs="Arial"/>
+          <w:b w:val="0"/>
+          <w:i w:val="0"/>
+          <w:sz w:val="22"/>
+        </w:rPr>
+        <w:t xml:space="preserve">ω</w:t>
+      </w:r>
+      <w:r>
+        <w:rPr>
+          <w:rFonts w:ascii="Arial" w:hAnsi="Arial" w:cs="Arial"/>
+          <w:b w:val="0"/>
+          <w:i w:val="0"/>
+          <w:sz w:val="22"/>
+          <w:vertAlign w:val="subscript"/>
+        </w:rPr>
+        <w:t xml:space="preserve">range</w:t>
+      </w:r>
+      <w:r>
+        <w:rPr>
+          <w:rFonts w:ascii="Arial" w:hAnsi="Arial" w:cs="Arial"/>
+          <w:b w:val="0"/>
+          <w:i w:val="0"/>
+          <w:sz w:val="22"/>
+        </w:rPr>
+        <w:t xml:space="preserve">) yang mengembalikan (omega_1, omega_2, Q, </w:t>
+      </w:r>
+      <w:r>
+        <w:rPr>
+          <w:rFonts w:ascii="Arial" w:hAnsi="Arial" w:cs="Arial"/>
+          <w:b w:val="0"/>
+          <w:i w:val="0"/>
+          <w:sz w:val="22"/>
+        </w:rPr>
+        <w:t xml:space="preserve">ζ</w:t>
+      </w:r>
+      <w:r>
+        <w:rPr>
+          <w:rFonts w:ascii="Arial" w:hAnsi="Arial" w:cs="Arial"/>
+          <w:b w:val="0"/>
+          <w:i w:val="0"/>
+          <w:sz w:val="22"/>
+          <w:vertAlign w:val="subscript"/>
+        </w:rPr>
+        <w:t xml:space="preserve">estimasi</w:t>
+      </w:r>
+      <w:r>
+        <w:rPr>
+          <w:rFonts w:ascii="Arial" w:hAnsi="Arial" w:cs="Arial"/>
+          <w:b w:val="0"/>
+          <w:i w:val="0"/>
+          <w:sz w:val="22"/>
+        </w:rPr>
+        <w:t xml:space="preserve">). Terapkan pada sistem uji ωn=20 rad/s, ζ=0,1 (dari Cell 3), sweep 2000 titik ω dari 5 sampai 40 rad/s. Verifikasi hasil mendekati ζ=0,1, cetak persentase error.</w:t>
       </w:r>
     </w:p>
     <w:p>
@@ -10438,7 +11104,69 @@
           <w:color w:val="333333"/>
           <w:sz w:val="21"/>
         </w:rPr>
-        <w:t>Tiru struktur Cell 3: cari indeks puncak, hitung half_power=H2_max/2, cari titik-titik terkiri dan terkanan di atas ambang tersebut dengan boolean mask, lalu hitung bandwidth dan zeta_estimasi.</w:t>
+        <w:t xml:space="preserve">Tiru struktur Cell 3: cari indeks puncak, hitung half_power=</w:t>
+      </w:r>
+      <w:r>
+        <w:rPr>
+          <w:rFonts w:ascii="Arial" w:hAnsi="Arial" w:cs="Arial"/>
+          <w:b w:val="0"/>
+          <w:i w:val="0"/>
+          <w:color w:val="333333"/>
+          <w:sz w:val="21"/>
+        </w:rPr>
+        <w:t xml:space="preserve">H</w:t>
+      </w:r>
+      <w:r>
+        <w:rPr>
+          <w:rFonts w:ascii="Arial" w:hAnsi="Arial" w:cs="Arial"/>
+          <w:b w:val="0"/>
+          <w:i w:val="0"/>
+          <w:color w:val="333333"/>
+          <w:sz w:val="21"/>
+          <w:vertAlign w:val="subscript"/>
+        </w:rPr>
+        <w:t xml:space="preserve">2</w:t>
+      </w:r>
+      <w:r>
+        <w:rPr>
+          <w:rFonts w:ascii="Arial" w:hAnsi="Arial" w:cs="Arial"/>
+          <w:b w:val="0"/>
+          <w:i w:val="0"/>
+          <w:color w:val="333333"/>
+          <w:sz w:val="21"/>
+        </w:rPr>
+        <w:t xml:space="preserve">_max/2, cari titik-titik terkiri dan terkanan di atas ambang tersebut dengan boolean mask, lalu hitung bandwidth dan </w:t>
+      </w:r>
+      <w:r>
+        <w:rPr>
+          <w:rFonts w:ascii="Arial" w:hAnsi="Arial" w:cs="Arial"/>
+          <w:b w:val="0"/>
+          <w:i w:val="0"/>
+          <w:color w:val="333333"/>
+          <w:sz w:val="21"/>
+        </w:rPr>
+        <w:t xml:space="preserve">ζ</w:t>
+      </w:r>
+      <w:r>
+        <w:rPr>
+          <w:rFonts w:ascii="Arial" w:hAnsi="Arial" w:cs="Arial"/>
+          <w:b w:val="0"/>
+          <w:i w:val="0"/>
+          <w:color w:val="333333"/>
+          <w:sz w:val="21"/>
+          <w:vertAlign w:val="subscript"/>
+        </w:rPr>
+        <w:t xml:space="preserve">estimasi</w:t>
+      </w:r>
+      <w:r>
+        <w:rPr>
+          <w:rFonts w:ascii="Arial" w:hAnsi="Arial" w:cs="Arial"/>
+          <w:b w:val="0"/>
+          <w:i w:val="0"/>
+          <w:color w:val="333333"/>
+          <w:sz w:val="21"/>
+        </w:rPr>
+        <w:t xml:space="preserve">.</w:t>
       </w:r>
     </w:p>
     <w:p>
@@ -10522,7 +11250,7 @@
           <w:i w:val="0"/>
           <w:sz w:val="22"/>
         </w:rPr>
-        <w:t>Implementasikan perhitungan lengkap studi kasus blower industri dari awal (tanpa menyalin angka jadi dari modul): hitung ωn, ζ, r, DMF untuk kondisi awal (m=80, k=72000, c=240, omega=28,5), lalu hitung ulang ωn, ζ, r, DMF untuk kondisi setelah k dinaikkan 50 persen. Cetak persentase penurunan DMF, dan verifikasi mendekati nilai pada studi kasus modul (DMF turun dari sekitar 7,35 menjadi sekitar 2,48).</w:t>
+        <w:t xml:space="preserve">Implementasikan perhitungan lengkap studi kasus blower industri dari awal (tanpa menyalin angka jadi dari modul): hitung ωn, ζ, r, DMF untuk kondisi awal (m=80, k=72000, c=240, ω=28,5), lalu hitung ulang ωn, ζ, r, DMF untuk kondisi setelah k dinaikkan 50 persen. Cetak persentase penurunan DMF, dan verifikasi mendekati nilai pada studi kasus modul (DMF turun dari sekitar 7,35 menjadi sekitar 2,48).</w:t>
       </w:r>
     </w:p>
     <w:p>
@@ -10558,7 +11286,69 @@
           <w:color w:val="333333"/>
           <w:sz w:val="21"/>
         </w:rPr>
-        <w:t>Hitung dua kali blok rumus ωn, c_c, zeta, r, DMF: pertama dengan k asli, kedua dengan k*1.5 (catat bahwa c_c dan zeta ikut berubah karena bergantung pada k).</w:t>
+        <w:t xml:space="preserve">Hitung dua kali blok rumus ωn, </w:t>
+      </w:r>
+      <w:r>
+        <w:rPr>
+          <w:rFonts w:ascii="Arial" w:hAnsi="Arial" w:cs="Arial"/>
+          <w:b w:val="0"/>
+          <w:i w:val="0"/>
+          <w:color w:val="333333"/>
+          <w:sz w:val="21"/>
+        </w:rPr>
+        <w:t xml:space="preserve">c</w:t>
+      </w:r>
+      <w:r>
+        <w:rPr>
+          <w:rFonts w:ascii="Arial" w:hAnsi="Arial" w:cs="Arial"/>
+          <w:b w:val="0"/>
+          <w:i w:val="0"/>
+          <w:color w:val="333333"/>
+          <w:sz w:val="21"/>
+          <w:vertAlign w:val="subscript"/>
+        </w:rPr>
+        <w:t xml:space="preserve">c</w:t>
+      </w:r>
+      <w:r>
+        <w:rPr>
+          <w:rFonts w:ascii="Arial" w:hAnsi="Arial" w:cs="Arial"/>
+          <w:b w:val="0"/>
+          <w:i w:val="0"/>
+          <w:color w:val="333333"/>
+          <w:sz w:val="21"/>
+        </w:rPr>
+        <w:t xml:space="preserve">, ζ, r, DMF: pertama dengan k asli, kedua dengan k·1.5 (catat bahwa </w:t>
+      </w:r>
+      <w:r>
+        <w:rPr>
+          <w:rFonts w:ascii="Arial" w:hAnsi="Arial" w:cs="Arial"/>
+          <w:b w:val="0"/>
+          <w:i w:val="0"/>
+          <w:color w:val="333333"/>
+          <w:sz w:val="21"/>
+        </w:rPr>
+        <w:t xml:space="preserve">c</w:t>
+      </w:r>
+      <w:r>
+        <w:rPr>
+          <w:rFonts w:ascii="Arial" w:hAnsi="Arial" w:cs="Arial"/>
+          <w:b w:val="0"/>
+          <w:i w:val="0"/>
+          <w:color w:val="333333"/>
+          <w:sz w:val="21"/>
+          <w:vertAlign w:val="subscript"/>
+        </w:rPr>
+        <w:t xml:space="preserve">c</w:t>
+      </w:r>
+      <w:r>
+        <w:rPr>
+          <w:rFonts w:ascii="Arial" w:hAnsi="Arial" w:cs="Arial"/>
+          <w:b w:val="0"/>
+          <w:i w:val="0"/>
+          <w:color w:val="333333"/>
+          <w:sz w:val="21"/>
+        </w:rPr>
+        <w:t xml:space="preserve"> dan ζ ikut berubah karena bergantung pada k).</w:t>
       </w:r>
     </w:p>
     <w:p>
@@ -10582,7 +11372,7 @@
           <w:i w:val="0"/>
           <w:sz w:val="22"/>
         </w:rPr>
-        <w:t>Implementasikan pencarian r minimum secara umum melalui fungsi cari_r_isolasi(zeta, target_Tr) yang mengembalikan r minimum agar Tᵣ(r,ζ) &lt; target_Tr (loop grid resolusi tinggi di atas √2, BUKAN rumus aproksimasi). Terapkan pada studi kasus blower dengan ζiso=0,1, target_Tr=0,3 (sesuai Jalur Solusi 2 pada modul), lalu hitung ωn,iso dan kiso yang dibutuhkan (m=80, omega=28,5). Verifikasi kiso mendekati ≈14121 N/m dari studi kasus modul.</w:t>
+        <w:t xml:space="preserve">Implementasikan pencarian r minimum secara umum melalui fungsi cari_r_isolasi(ζ, target_Tr) yang mengembalikan r minimum agar Tᵣ(r,ζ) &lt; target_Tr (loop grid resolusi tinggi di atas √2, BUKAN rumus aproksimasi). Terapkan pada studi kasus blower dengan ζiso=0,1, target_Tr=0,3 (sesuai Jalur Solusi 2 pada modul), lalu hitung ωn,iso dan kiso yang dibutuhkan (m=80, ω=28,5). Verifikasi kiso mendekati ≈14121 N/m dari studi kasus modul.</w:t>
       </w:r>
     </w:p>
     <w:p>
@@ -10618,7 +11408,38 @@
           <w:color w:val="333333"/>
           <w:sz w:val="21"/>
         </w:rPr>
-        <w:t>Loop r pada rentang di atas sqrt(2) dengan resolusi tinggi (misal 10000 titik), hentikan saat Tr(r,zeta)&lt;target_Tr pertama kali; lalu omega_n_iso = omega/r_min, k_iso = m*omega_n_iso**2.</w:t>
+        <w:t xml:space="preserve">Loop r pada rentang di atas √(2) dengan resolusi tinggi (misal 10000 titik), hentikan saat Tr(r,ζ)&lt;target_Tr pertama kali; lalu omega_n_iso = ω/</w:t>
+      </w:r>
+      <w:r>
+        <w:rPr>
+          <w:rFonts w:ascii="Arial" w:hAnsi="Arial" w:cs="Arial"/>
+          <w:b w:val="0"/>
+          <w:i w:val="0"/>
+          <w:color w:val="333333"/>
+          <w:sz w:val="21"/>
+        </w:rPr>
+        <w:t xml:space="preserve">r</w:t>
+      </w:r>
+      <w:r>
+        <w:rPr>
+          <w:rFonts w:ascii="Arial" w:hAnsi="Arial" w:cs="Arial"/>
+          <w:b w:val="0"/>
+          <w:i w:val="0"/>
+          <w:color w:val="333333"/>
+          <w:sz w:val="21"/>
+          <w:vertAlign w:val="subscript"/>
+        </w:rPr>
+        <w:t xml:space="preserve">min</w:t>
+      </w:r>
+      <w:r>
+        <w:rPr>
+          <w:rFonts w:ascii="Arial" w:hAnsi="Arial" w:cs="Arial"/>
+          <w:b w:val="0"/>
+          <w:i w:val="0"/>
+          <w:color w:val="333333"/>
+          <w:sz w:val="21"/>
+        </w:rPr>
+        <w:t xml:space="preserve">, k_iso = m·omega_n_iso**2.</w:t>
       </w:r>
     </w:p>
     <w:p>

--- a/Getaran-Mekanik/Modul-Word/Modul-5-Resonansi-DMF-dan-Transmissibility.docx
+++ b/Getaran-Mekanik/Modul-Word/Modul-5-Resonansi-DMF-dan-Transmissibility.docx
@@ -10237,7 +10237,7 @@
           <w:color w:val="333333"/>
           <w:sz w:val="21"/>
         </w:rPr>
-        <w:t xml:space="preserve">c_c = 2·np.sqrt(k*m), lalu ζ = c/c_c.</w:t>
+        <w:t xml:space="preserve">c_c = 2*np.sqrt(k*m), lalu ζ = c/c_c.</w:t>
       </w:r>
     </w:p>
     <w:p>
@@ -10686,7 +10686,7 @@
           <w:color w:val="333333"/>
           <w:sz w:val="21"/>
         </w:rPr>
-        <w:t xml:space="preserve"> = 1/(2·ζ·np.sqrt(1-zeta**2)).</w:t>
+        <w:t xml:space="preserve"> = 1/(2*ζ*np.sqrt(1-zeta**2)).</w:t>
       </w:r>
     </w:p>
     <w:p>
@@ -11439,7 +11439,7 @@
           <w:color w:val="333333"/>
           <w:sz w:val="21"/>
         </w:rPr>
-        <w:t xml:space="preserve">, k_iso = m·omega_n_iso**2.</w:t>
+        <w:t xml:space="preserve">, k_iso = m*omega_n_iso**2.</w:t>
       </w:r>
     </w:p>
     <w:p>

--- a/Getaran-Mekanik/Modul-Word/Modul-5-Resonansi-DMF-dan-Transmissibility.docx
+++ b/Getaran-Mekanik/Modul-Word/Modul-5-Resonansi-DMF-dan-Transmissibility.docx
@@ -2880,8 +2880,11 @@
     </w:p>
     <w:p>
       <w:pPr>
+        <w:tabs>
+          <w:tab w:val="center" w:pos="4393"/>
+          <w:tab w:val="right" w:pos="8787"/>
+        </w:tabs>
         <w:spacing w:before="40" w:after="120"/>
-        <w:jc w:val="center"/>
       </w:pPr>
       <w:r>
         <w:rPr>
@@ -2891,7 +2894,7 @@
           <w:color w:val="305496"/>
           <w:sz w:val="22"/>
         </w:rPr>
-        <w:t>Kondisi Resonansi:   ω = ωn  ⟺  r = 1  ⟹  DMF → 1/(2ζ)</w:t>
+        <w:tab/>
       </w:r>
       <w:r>
         <w:rPr>
@@ -2901,7 +2904,18 @@
           <w:color w:val="305496"/>
           <w:sz w:val="22"/>
         </w:rPr>
-        <w:t xml:space="preserve">   (1)</w:t>
+        <w:t>Kondisi Resonansi:   ω = ωn  ⟺  r = 1  ⟹  DMF → 1/(2ζ)</w:t>
+      </w:r>
+      <w:r>
+        <w:rPr>
+          <w:rFonts w:ascii="Arial" w:hAnsi="Arial" w:cs="Arial"/>
+          <w:b/>
+          <w:i/>
+          <w:color w:val="305496"/>
+          <w:sz w:val="22"/>
+        </w:rPr>
+        <w:tab/>
+        <w:t xml:space="preserve">(1)</w:t>
       </w:r>
     </w:p>
     <w:p>
@@ -3073,8 +3087,11 @@
     </w:p>
     <w:p>
       <w:pPr>
+        <w:tabs>
+          <w:tab w:val="center" w:pos="4393"/>
+          <w:tab w:val="right" w:pos="8787"/>
+        </w:tabs>
         <w:spacing w:before="40" w:after="120"/>
-        <w:jc w:val="center"/>
       </w:pPr>
       <w:r>
         <w:rPr>
@@ -3084,7 +3101,7 @@
           <w:color w:val="305496"/>
           <w:sz w:val="22"/>
         </w:rPr>
-        <w:t>rmax = √(1 − 2ζ²)      DMFmax = 1 / [2ζ·√(1 − ζ²)]</w:t>
+        <w:tab/>
       </w:r>
       <w:r>
         <w:rPr>
@@ -3094,7 +3111,18 @@
           <w:color w:val="305496"/>
           <w:sz w:val="22"/>
         </w:rPr>
-        <w:t xml:space="preserve">   (2)</w:t>
+        <w:t>rmax = √(1 − 2ζ²)      DMFmax = 1 / [2ζ·√(1 − ζ²)]</w:t>
+      </w:r>
+      <w:r>
+        <w:rPr>
+          <w:rFonts w:ascii="Arial" w:hAnsi="Arial" w:cs="Arial"/>
+          <w:b/>
+          <w:i/>
+          <w:color w:val="305496"/>
+          <w:sz w:val="22"/>
+        </w:rPr>
+        <w:tab/>
+        <w:t xml:space="preserve">(2)</w:t>
       </w:r>
     </w:p>
     <w:p>
@@ -3989,8 +4017,11 @@
     </w:p>
     <w:p>
       <w:pPr>
+        <w:tabs>
+          <w:tab w:val="center" w:pos="4393"/>
+          <w:tab w:val="right" w:pos="8787"/>
+        </w:tabs>
         <w:spacing w:before="40" w:after="120"/>
-        <w:jc w:val="center"/>
       </w:pPr>
       <w:r>
         <w:rPr>
@@ -4000,7 +4031,7 @@
           <w:color w:val="305496"/>
           <w:sz w:val="22"/>
         </w:rPr>
-        <w:t>Tᵣ = √[1 + (2ζr)²] / √[(1 − r²)² + (2ζr)²]</w:t>
+        <w:tab/>
       </w:r>
       <w:r>
         <w:rPr>
@@ -4010,7 +4041,18 @@
           <w:color w:val="305496"/>
           <w:sz w:val="22"/>
         </w:rPr>
-        <w:t xml:space="preserve">   (3)</w:t>
+        <w:t>Tᵣ = √[1 + (2ζr)²] / √[(1 − r²)² + (2ζr)²]</w:t>
+      </w:r>
+      <w:r>
+        <w:rPr>
+          <w:rFonts w:ascii="Arial" w:hAnsi="Arial" w:cs="Arial"/>
+          <w:b/>
+          <w:i/>
+          <w:color w:val="305496"/>
+          <w:sz w:val="22"/>
+        </w:rPr>
+        <w:tab/>
+        <w:t xml:space="preserve">(3)</w:t>
       </w:r>
     </w:p>
     <w:p>
@@ -4975,8 +5017,11 @@
     </w:p>
     <w:p>
       <w:pPr>
+        <w:tabs>
+          <w:tab w:val="center" w:pos="4393"/>
+          <w:tab w:val="right" w:pos="8787"/>
+        </w:tabs>
         <w:spacing w:before="40" w:after="120"/>
-        <w:jc w:val="center"/>
       </w:pPr>
       <w:r>
         <w:rPr>
@@ -4986,7 +5031,7 @@
           <w:color w:val="305496"/>
           <w:sz w:val="22"/>
         </w:rPr>
-        <w:t>Δω = ω2 − ω1     Q = ωn / Δω ≈ 1 / (2ζ)   (untuk ζ kecil, kurang dari 0,1)</w:t>
+        <w:tab/>
       </w:r>
       <w:r>
         <w:rPr>
@@ -4996,7 +5041,18 @@
           <w:color w:val="305496"/>
           <w:sz w:val="22"/>
         </w:rPr>
-        <w:t xml:space="preserve">   (4)</w:t>
+        <w:t>Δω = ω2 − ω1     Q = ωn / Δω ≈ 1 / (2ζ)   (untuk ζ kecil, kurang dari 0,1)</w:t>
+      </w:r>
+      <w:r>
+        <w:rPr>
+          <w:rFonts w:ascii="Arial" w:hAnsi="Arial" w:cs="Arial"/>
+          <w:b/>
+          <w:i/>
+          <w:color w:val="305496"/>
+          <w:sz w:val="22"/>
+        </w:rPr>
+        <w:tab/>
+        <w:t xml:space="preserve">(4)</w:t>
       </w:r>
     </w:p>
     <w:p>
@@ -6024,8 +6080,11 @@
     </w:p>
     <w:p>
       <w:pPr>
+        <w:tabs>
+          <w:tab w:val="center" w:pos="4393"/>
+          <w:tab w:val="right" w:pos="8787"/>
+        </w:tabs>
         <w:spacing w:before="40" w:after="120"/>
-        <w:jc w:val="center"/>
       </w:pPr>
       <w:r>
         <w:rPr>
@@ -6035,7 +6094,7 @@
           <w:color w:val="305496"/>
           <w:sz w:val="22"/>
         </w:rPr>
-        <w:t>r = √(1 + 1/Tᵣ)     ωn,iso = ω/r     kiso = m·ωn,iso²</w:t>
+        <w:tab/>
       </w:r>
       <w:r>
         <w:rPr>
@@ -6045,7 +6104,18 @@
           <w:color w:val="305496"/>
           <w:sz w:val="22"/>
         </w:rPr>
-        <w:t xml:space="preserve">   (5)</w:t>
+        <w:t>r = √(1 + 1/Tᵣ)     ωn,iso = ω/r     kiso = m·ωn,iso²</w:t>
+      </w:r>
+      <w:r>
+        <w:rPr>
+          <w:rFonts w:ascii="Arial" w:hAnsi="Arial" w:cs="Arial"/>
+          <w:b/>
+          <w:i/>
+          <w:color w:val="305496"/>
+          <w:sz w:val="22"/>
+        </w:rPr>
+        <w:tab/>
+        <w:t xml:space="preserve">(5)</w:t>
       </w:r>
     </w:p>
     <w:p>

--- a/Getaran-Mekanik/Modul-Word/Modul-5-Resonansi-DMF-dan-Transmissibility.docx
+++ b/Getaran-Mekanik/Modul-Word/Modul-5-Resonansi-DMF-dan-Transmissibility.docx
@@ -2579,45 +2579,65 @@
     <w:p>
       <w:pPr>
         <w:pBdr>
-          <w:top w:val="single" w:sz="8" w:space="6" w:color="2E9E6B"/>
-          <w:left w:val="single" w:sz="8" w:space="6" w:color="2E9E6B"/>
-          <w:bottom w:val="single" w:sz="8" w:space="6" w:color="2E9E6B"/>
-          <w:right w:val="single" w:sz="8" w:space="6" w:color="2E9E6B"/>
+          <w:top w:val="single" w:sz="6" w:space="10" w:color="BFE3D0"/>
+          <w:left w:val="single" w:sz="24" w:space="12" w:color="1F7A55"/>
+          <w:bottom w:val="single" w:sz="6" w:space="10" w:color="BFE3D0"/>
+          <w:right w:val="single" w:sz="6" w:space="10" w:color="BFE3D0"/>
         </w:pBdr>
-        <w:shd w:val="clear" w:fill="EAF7F0"/>
-        <w:spacing w:before="80" w:after="240"/>
-      </w:pPr>
-      <w:r>
-        <w:rPr>
-          <w:rFonts w:ascii="Arial" w:hAnsi="Arial" w:cs="Arial"/>
-          <w:b/>
-          <w:i w:val="0"/>
-          <w:color w:val="1F3864"/>
-          <w:sz w:val="21"/>
-        </w:rPr>
-        <w:t xml:space="preserve">🔗 Modul Interaktif: </w:t>
+        <w:shd w:val="clear" w:fill="F1FAF5"/>
+        <w:spacing w:before="140" w:after="60" w:line="264" w:lineRule="auto"/>
+        <w:ind w:left="170" w:right="170"/>
+        <w:jc w:val="left"/>
+      </w:pPr>
+      <w:r>
+        <w:rPr>
+          <w:rFonts w:ascii="Arial" w:hAnsi="Arial" w:cs="Arial"/>
+          <w:b/>
+          <w:i w:val="0"/>
+          <w:color w:val="1F7A55"/>
+          <w:sz w:val="17"/>
+          <w:spacing w:val="30"/>
+        </w:rPr>
+        <w:t xml:space="preserve">🔗 MODUL INTERAKTIF</w:t>
+      </w:r>
+      <w:r>
+        <w:br/>
       </w:r>
       <w:hyperlink r:id="rId19">
         <w:r>
           <w:rPr>
             <w:rFonts w:ascii="Arial" w:hAnsi="Arial" w:cs="Arial"/>
-            <w:sz w:val="22"/>
+            <w:b/>
             <w:color w:val="0563C1"/>
+            <w:sz w:val="20"/>
             <w:u w:val="single"/>
-            <w:b/>
           </w:rPr>
           <w:t xml:space="preserve">https://dedik-romahadi.github.io/Mechanical-Engineering-Courses/Getaran-Mekanik/Modul/Modul-5.html</w:t>
         </w:r>
       </w:hyperlink>
-      <w:r>
-        <w:rPr>
-          <w:rFonts w:ascii="Arial" w:hAnsi="Arial" w:cs="Arial"/>
-          <w:b w:val="0"/>
-          <w:i w:val="0"/>
-          <w:color w:val="333333"/>
-          <w:sz w:val="20"/>
-        </w:rPr>
-        <w:t>. Pada layar masuk, pilih tombol “👁️ Mode Preview (Tanpa Login)” untuk melihat modul lengkap (animasi, kalkulator interaktif, editor kode Python langsung di browser) tanpa perlu akun. Soal pada Mode Preview bersifat tampilan saja; jawaban benar/salah dan poin tidak aktif.</w:t>
+    </w:p>
+    <w:p>
+      <w:pPr>
+        <w:pBdr>
+          <w:top w:val="single" w:sz="6" w:space="10" w:color="BFE3D0"/>
+          <w:left w:val="single" w:sz="24" w:space="12" w:color="1F7A55"/>
+          <w:bottom w:val="single" w:sz="6" w:space="10" w:color="BFE3D0"/>
+          <w:right w:val="single" w:sz="6" w:space="10" w:color="BFE3D0"/>
+        </w:pBdr>
+        <w:shd w:val="clear" w:fill="F1FAF5"/>
+        <w:spacing w:before="0" w:after="140" w:line="264" w:lineRule="auto"/>
+        <w:ind w:left="170" w:right="170"/>
+        <w:jc w:val="left"/>
+      </w:pPr>
+      <w:r>
+        <w:rPr>
+          <w:rFonts w:ascii="Arial" w:hAnsi="Arial" w:cs="Arial"/>
+          <w:b w:val="0"/>
+          <w:i w:val="0"/>
+          <w:color w:val="44525F"/>
+          <w:sz w:val="19"/>
+        </w:rPr>
+        <w:t xml:space="preserve">Pada layar masuk, pilih tombol “👁️ Mode Preview (Tanpa Login)” untuk melihat modul lengkap (animasi, kalkulator interaktif, editor kode Python langsung di browser) tanpa perlu akun. Soal pada Mode Preview bersifat tampilan saja; jawaban benar/salah dan poin tidak aktif.</w:t>
       </w:r>
     </w:p>
     <w:p>
